--- a/Modelo_AR.docx
+++ b/Modelo_AR.docx
@@ -1079,18 +1079,6 @@
         </w:rPr>
         <w:t>GABARITO</w:t>
       </w:r>
-      <w:r>
-        <w:rPr>
-          <w:rFonts w:eastAsia="Times New Roman" w:cs="Arial" w:ascii="Arial" w:hAnsi="Arial"/>
-          <w:b/>
-          <w:bCs/>
-          <w:color w:val="FF0000"/>
-          <w:kern w:val="0"/>
-          <w:lang w:eastAsia="pt-BR"/>
-          <w14:ligatures w14:val="none"/>
-        </w:rPr>
-        <w:t xml:space="preserve"> (opcional)</w:t>
-      </w:r>
     </w:p>
     <w:p>
       <w:pPr>
@@ -1144,22 +1132,22 @@
         <w:gridCol w:w="443"/>
         <w:gridCol w:w="442"/>
         <w:gridCol w:w="444"/>
+        <w:gridCol w:w="444"/>
+        <w:gridCol w:w="441"/>
+        <w:gridCol w:w="445"/>
+        <w:gridCol w:w="443"/>
+        <w:gridCol w:w="442"/>
+        <w:gridCol w:w="444"/>
+        <w:gridCol w:w="444"/>
+        <w:gridCol w:w="441"/>
+        <w:gridCol w:w="445"/>
         <w:gridCol w:w="443"/>
         <w:gridCol w:w="442"/>
         <w:gridCol w:w="444"/>
         <w:gridCol w:w="443"/>
         <w:gridCol w:w="442"/>
-        <w:gridCol w:w="444"/>
-        <w:gridCol w:w="443"/>
-        <w:gridCol w:w="442"/>
-        <w:gridCol w:w="444"/>
-        <w:gridCol w:w="443"/>
-        <w:gridCol w:w="442"/>
-        <w:gridCol w:w="444"/>
-        <w:gridCol w:w="443"/>
-        <w:gridCol w:w="442"/>
-        <w:gridCol w:w="444"/>
-        <w:gridCol w:w="440"/>
+        <w:gridCol w:w="445"/>
+        <w:gridCol w:w="437"/>
       </w:tblGrid>
       <w:tr>
         <w:trPr>
@@ -1357,7 +1345,7 @@
         </w:tc>
         <w:tc>
           <w:tcPr>
-            <w:tcW w:w="443" w:type="dxa"/>
+            <w:tcW w:w="444" w:type="dxa"/>
             <w:tcBorders>
               <w:top w:val="single" w:sz="2" w:space="0" w:color="000000"/>
               <w:left w:val="single" w:sz="2" w:space="0" w:color="000000"/>
@@ -1396,7 +1384,7 @@
         </w:tc>
         <w:tc>
           <w:tcPr>
-            <w:tcW w:w="442" w:type="dxa"/>
+            <w:tcW w:w="441" w:type="dxa"/>
             <w:tcBorders>
               <w:top w:val="single" w:sz="2" w:space="0" w:color="000000"/>
               <w:left w:val="single" w:sz="2" w:space="0" w:color="000000"/>
@@ -1435,7 +1423,7 @@
         </w:tc>
         <w:tc>
           <w:tcPr>
-            <w:tcW w:w="444" w:type="dxa"/>
+            <w:tcW w:w="445" w:type="dxa"/>
             <w:tcBorders>
               <w:top w:val="single" w:sz="2" w:space="0" w:color="000000"/>
               <w:left w:val="single" w:sz="2" w:space="0" w:color="000000"/>
@@ -1574,7 +1562,7 @@
         </w:tc>
         <w:tc>
           <w:tcPr>
-            <w:tcW w:w="443" w:type="dxa"/>
+            <w:tcW w:w="444" w:type="dxa"/>
             <w:tcBorders/>
           </w:tcPr>
           <w:p>
@@ -1604,7 +1592,7 @@
         </w:tc>
         <w:tc>
           <w:tcPr>
-            <w:tcW w:w="442" w:type="dxa"/>
+            <w:tcW w:w="441" w:type="dxa"/>
             <w:tcBorders/>
           </w:tcPr>
           <w:p>
@@ -1634,7 +1622,7 @@
         </w:tc>
         <w:tc>
           <w:tcPr>
-            <w:tcW w:w="444" w:type="dxa"/>
+            <w:tcW w:w="445" w:type="dxa"/>
             <w:tcBorders/>
           </w:tcPr>
           <w:p>
@@ -1835,7 +1823,7 @@
         </w:tc>
         <w:tc>
           <w:tcPr>
-            <w:tcW w:w="444" w:type="dxa"/>
+            <w:tcW w:w="445" w:type="dxa"/>
             <w:tcBorders/>
           </w:tcPr>
           <w:p>
@@ -1872,7 +1860,7 @@
         </w:tc>
         <w:tc>
           <w:tcPr>
-            <w:tcW w:w="440" w:type="dxa"/>
+            <w:tcW w:w="437" w:type="dxa"/>
             <w:tcBorders/>
           </w:tcPr>
           <w:p>
@@ -1977,7 +1965,15 @@
               </w:rPr>
             </w:pPr>
             <w:r>
-              <w:rPr/>
+              <w:rPr>
+                <w:rFonts w:eastAsia="Times New Roman" w:cs="Arial" w:ascii="Arial" w:hAnsi="Arial"/>
+                <w:b/>
+                <w:kern w:val="0"/>
+                <w:sz w:val="18"/>
+                <w:szCs w:val="18"/>
+                <w:lang w:val="pt-PT" w:eastAsia="pt-BR"/>
+                <w14:ligatures w14:val="none"/>
+              </w:rPr>
             </w:r>
           </w:p>
         </w:tc>
@@ -2007,7 +2003,15 @@
               </w:rPr>
             </w:pPr>
             <w:r>
-              <w:rPr/>
+              <w:rPr>
+                <w:rFonts w:eastAsia="Times New Roman" w:cs="Arial" w:ascii="Arial" w:hAnsi="Arial"/>
+                <w:b/>
+                <w:kern w:val="0"/>
+                <w:sz w:val="18"/>
+                <w:szCs w:val="18"/>
+                <w:lang w:val="pt-PT" w:eastAsia="pt-BR"/>
+                <w14:ligatures w14:val="none"/>
+              </w:rPr>
             </w:r>
           </w:p>
         </w:tc>
@@ -2037,7 +2041,15 @@
               </w:rPr>
             </w:pPr>
             <w:r>
-              <w:rPr/>
+              <w:rPr>
+                <w:rFonts w:eastAsia="Times New Roman" w:cs="Arial" w:ascii="Arial" w:hAnsi="Arial"/>
+                <w:b/>
+                <w:kern w:val="0"/>
+                <w:sz w:val="18"/>
+                <w:szCs w:val="18"/>
+                <w:lang w:val="pt-PT" w:eastAsia="pt-BR"/>
+                <w14:ligatures w14:val="none"/>
+              </w:rPr>
             </w:r>
           </w:p>
         </w:tc>
@@ -2067,67 +2079,15 @@
               </w:rPr>
             </w:pPr>
             <w:r>
-              <w:rPr/>
-            </w:r>
-          </w:p>
-        </w:tc>
-        <w:tc>
-          <w:tcPr>
-            <w:tcW w:w="443" w:type="dxa"/>
-            <w:tcBorders>
-              <w:left w:val="single" w:sz="2" w:space="0" w:color="000000"/>
-              <w:bottom w:val="single" w:sz="2" w:space="0" w:color="000000"/>
-            </w:tcBorders>
-            <w:vAlign w:val="center"/>
-          </w:tcPr>
-          <w:p>
-            <w:pPr>
-              <w:pStyle w:val="Normal"/>
-              <w:spacing w:lineRule="auto" w:line="240" w:before="0" w:after="0"/>
-              <w:ind w:hanging="181" w:left="181"/>
-              <w:jc w:val="both"/>
-              <w:rPr>
-                <w:rFonts w:ascii="Arial" w:hAnsi="Arial" w:eastAsia="Times New Roman" w:cs="Arial"/>
-                <w:b/>
-                <w:kern w:val="0"/>
-                <w:sz w:val="18"/>
-                <w:szCs w:val="18"/>
-                <w:lang w:val="pt-PT" w:eastAsia="pt-BR"/>
-                <w14:ligatures w14:val="none"/>
-              </w:rPr>
-            </w:pPr>
-            <w:r>
-              <w:rPr/>
-            </w:r>
-          </w:p>
-        </w:tc>
-        <w:tc>
-          <w:tcPr>
-            <w:tcW w:w="442" w:type="dxa"/>
-            <w:tcBorders>
-              <w:left w:val="single" w:sz="2" w:space="0" w:color="000000"/>
-              <w:bottom w:val="single" w:sz="2" w:space="0" w:color="000000"/>
-            </w:tcBorders>
-            <w:vAlign w:val="center"/>
-          </w:tcPr>
-          <w:p>
-            <w:pPr>
-              <w:pStyle w:val="Normal"/>
-              <w:spacing w:lineRule="auto" w:line="240" w:before="0" w:after="0"/>
-              <w:ind w:hanging="181" w:left="181"/>
-              <w:jc w:val="both"/>
-              <w:rPr>
-                <w:rFonts w:ascii="Arial" w:hAnsi="Arial" w:eastAsia="Times New Roman" w:cs="Arial"/>
-                <w:b/>
-                <w:kern w:val="0"/>
-                <w:sz w:val="18"/>
-                <w:szCs w:val="18"/>
-                <w:lang w:val="pt-PT" w:eastAsia="pt-BR"/>
-                <w14:ligatures w14:val="none"/>
-              </w:rPr>
-            </w:pPr>
-            <w:r>
-              <w:rPr/>
+              <w:rPr>
+                <w:rFonts w:eastAsia="Times New Roman" w:cs="Arial" w:ascii="Arial" w:hAnsi="Arial"/>
+                <w:b/>
+                <w:kern w:val="0"/>
+                <w:sz w:val="18"/>
+                <w:szCs w:val="18"/>
+                <w:lang w:val="pt-PT" w:eastAsia="pt-BR"/>
+                <w14:ligatures w14:val="none"/>
+              </w:rPr>
             </w:r>
           </w:p>
         </w:tc>
@@ -2157,7 +2117,91 @@
               </w:rPr>
             </w:pPr>
             <w:r>
-              <w:rPr/>
+              <w:rPr>
+                <w:rFonts w:eastAsia="Times New Roman" w:cs="Arial" w:ascii="Arial" w:hAnsi="Arial"/>
+                <w:b/>
+                <w:kern w:val="0"/>
+                <w:sz w:val="18"/>
+                <w:szCs w:val="18"/>
+                <w:lang w:val="pt-PT" w:eastAsia="pt-BR"/>
+                <w14:ligatures w14:val="none"/>
+              </w:rPr>
+            </w:r>
+          </w:p>
+        </w:tc>
+        <w:tc>
+          <w:tcPr>
+            <w:tcW w:w="441" w:type="dxa"/>
+            <w:tcBorders>
+              <w:left w:val="single" w:sz="2" w:space="0" w:color="000000"/>
+              <w:bottom w:val="single" w:sz="2" w:space="0" w:color="000000"/>
+            </w:tcBorders>
+            <w:vAlign w:val="center"/>
+          </w:tcPr>
+          <w:p>
+            <w:pPr>
+              <w:pStyle w:val="Normal"/>
+              <w:spacing w:lineRule="auto" w:line="240" w:before="0" w:after="0"/>
+              <w:ind w:hanging="181" w:left="181"/>
+              <w:jc w:val="both"/>
+              <w:rPr>
+                <w:rFonts w:ascii="Arial" w:hAnsi="Arial" w:eastAsia="Times New Roman" w:cs="Arial"/>
+                <w:b/>
+                <w:kern w:val="0"/>
+                <w:sz w:val="18"/>
+                <w:szCs w:val="18"/>
+                <w:lang w:val="pt-PT" w:eastAsia="pt-BR"/>
+                <w14:ligatures w14:val="none"/>
+              </w:rPr>
+            </w:pPr>
+            <w:r>
+              <w:rPr>
+                <w:rFonts w:eastAsia="Times New Roman" w:cs="Arial" w:ascii="Arial" w:hAnsi="Arial"/>
+                <w:b/>
+                <w:kern w:val="0"/>
+                <w:sz w:val="18"/>
+                <w:szCs w:val="18"/>
+                <w:lang w:val="pt-PT" w:eastAsia="pt-BR"/>
+                <w14:ligatures w14:val="none"/>
+              </w:rPr>
+            </w:r>
+          </w:p>
+        </w:tc>
+        <w:tc>
+          <w:tcPr>
+            <w:tcW w:w="445" w:type="dxa"/>
+            <w:tcBorders>
+              <w:left w:val="single" w:sz="2" w:space="0" w:color="000000"/>
+              <w:bottom w:val="single" w:sz="2" w:space="0" w:color="000000"/>
+            </w:tcBorders>
+            <w:vAlign w:val="center"/>
+          </w:tcPr>
+          <w:p>
+            <w:pPr>
+              <w:pStyle w:val="Normal"/>
+              <w:spacing w:lineRule="auto" w:line="240" w:before="0" w:after="0"/>
+              <w:ind w:hanging="181" w:left="181"/>
+              <w:jc w:val="both"/>
+              <w:rPr>
+                <w:rFonts w:ascii="Arial" w:hAnsi="Arial" w:eastAsia="Times New Roman" w:cs="Arial"/>
+                <w:b/>
+                <w:kern w:val="0"/>
+                <w:sz w:val="18"/>
+                <w:szCs w:val="18"/>
+                <w:lang w:val="pt-PT" w:eastAsia="pt-BR"/>
+                <w14:ligatures w14:val="none"/>
+              </w:rPr>
+            </w:pPr>
+            <w:r>
+              <w:rPr>
+                <w:rFonts w:eastAsia="Times New Roman" w:cs="Arial" w:ascii="Arial" w:hAnsi="Arial"/>
+                <w:b/>
+                <w:kern w:val="0"/>
+                <w:sz w:val="18"/>
+                <w:szCs w:val="18"/>
+                <w:lang w:val="pt-PT" w:eastAsia="pt-BR"/>
+                <w14:ligatures w14:val="none"/>
+              </w:rPr>
             </w:r>
           </w:p>
         </w:tc>
@@ -2188,7 +2232,15 @@
               </w:rPr>
             </w:pPr>
             <w:r>
-              <w:rPr/>
+              <w:rPr>
+                <w:rFonts w:eastAsia="Times New Roman" w:cs="Arial" w:ascii="Arial" w:hAnsi="Arial"/>
+                <w:b/>
+                <w:kern w:val="0"/>
+                <w:sz w:val="18"/>
+                <w:szCs w:val="18"/>
+                <w:lang w:val="pt-PT" w:eastAsia="pt-BR"/>
+                <w14:ligatures w14:val="none"/>
+              </w:rPr>
             </w:r>
           </w:p>
         </w:tc>
@@ -2215,7 +2267,15 @@
               </w:rPr>
             </w:pPr>
             <w:r>
-              <w:rPr/>
+              <w:rPr>
+                <w:rFonts w:eastAsia="Times New Roman" w:cs="Arial" w:ascii="Arial" w:hAnsi="Arial"/>
+                <w:b/>
+                <w:kern w:val="0"/>
+                <w:sz w:val="18"/>
+                <w:szCs w:val="18"/>
+                <w:lang w:val="pt-PT" w:eastAsia="pt-BR"/>
+                <w14:ligatures w14:val="none"/>
+              </w:rPr>
             </w:r>
           </w:p>
         </w:tc>
@@ -2242,7 +2302,120 @@
               </w:rPr>
             </w:pPr>
             <w:r>
-              <w:rPr/>
+              <w:rPr>
+                <w:rFonts w:eastAsia="Times New Roman" w:cs="Arial" w:ascii="Arial" w:hAnsi="Arial"/>
+                <w:b/>
+                <w:kern w:val="0"/>
+                <w:sz w:val="18"/>
+                <w:szCs w:val="18"/>
+                <w:lang w:val="pt-PT" w:eastAsia="pt-BR"/>
+                <w14:ligatures w14:val="none"/>
+              </w:rPr>
+            </w:r>
+          </w:p>
+        </w:tc>
+        <w:tc>
+          <w:tcPr>
+            <w:tcW w:w="444" w:type="dxa"/>
+            <w:tcBorders/>
+            <w:vAlign w:val="center"/>
+          </w:tcPr>
+          <w:p>
+            <w:pPr>
+              <w:pStyle w:val="Normal"/>
+              <w:spacing w:lineRule="auto" w:line="240" w:before="0" w:after="0"/>
+              <w:ind w:hanging="181" w:left="181"/>
+              <w:jc w:val="both"/>
+              <w:rPr>
+                <w:rFonts w:ascii="Arial" w:hAnsi="Arial" w:eastAsia="Times New Roman" w:cs="Arial"/>
+                <w:b/>
+                <w:kern w:val="0"/>
+                <w:sz w:val="18"/>
+                <w:szCs w:val="18"/>
+                <w:lang w:val="pt-PT" w:eastAsia="pt-BR"/>
+                <w14:ligatures w14:val="none"/>
+              </w:rPr>
+            </w:pPr>
+            <w:r>
+              <w:rPr>
+                <w:rFonts w:eastAsia="Times New Roman" w:cs="Arial" w:ascii="Arial" w:hAnsi="Arial"/>
+                <w:b/>
+                <w:kern w:val="0"/>
+                <w:sz w:val="18"/>
+                <w:szCs w:val="18"/>
+                <w:lang w:val="pt-PT" w:eastAsia="pt-BR"/>
+                <w14:ligatures w14:val="none"/>
+              </w:rPr>
+            </w:r>
+          </w:p>
+        </w:tc>
+        <w:tc>
+          <w:tcPr>
+            <w:tcW w:w="441" w:type="dxa"/>
+            <w:tcBorders/>
+            <w:vAlign w:val="center"/>
+          </w:tcPr>
+          <w:p>
+            <w:pPr>
+              <w:pStyle w:val="Normal"/>
+              <w:spacing w:lineRule="auto" w:line="240" w:before="0" w:after="0"/>
+              <w:ind w:hanging="181" w:left="181"/>
+              <w:jc w:val="both"/>
+              <w:rPr>
+                <w:rFonts w:ascii="Arial" w:hAnsi="Arial" w:eastAsia="Times New Roman" w:cs="Arial"/>
+                <w:b/>
+                <w:kern w:val="0"/>
+                <w:sz w:val="18"/>
+                <w:szCs w:val="18"/>
+                <w:lang w:val="pt-PT" w:eastAsia="pt-BR"/>
+                <w14:ligatures w14:val="none"/>
+              </w:rPr>
+            </w:pPr>
+            <w:r>
+              <w:rPr>
+                <w:rFonts w:eastAsia="Times New Roman" w:cs="Arial" w:ascii="Arial" w:hAnsi="Arial"/>
+                <w:b/>
+                <w:kern w:val="0"/>
+                <w:sz w:val="18"/>
+                <w:szCs w:val="18"/>
+                <w:lang w:val="pt-PT" w:eastAsia="pt-BR"/>
+                <w14:ligatures w14:val="none"/>
+              </w:rPr>
+            </w:r>
+          </w:p>
+        </w:tc>
+        <w:tc>
+          <w:tcPr>
+            <w:tcW w:w="445" w:type="dxa"/>
+            <w:tcBorders/>
+            <w:vAlign w:val="center"/>
+          </w:tcPr>
+          <w:p>
+            <w:pPr>
+              <w:pStyle w:val="Normal"/>
+              <w:spacing w:lineRule="auto" w:line="240" w:before="0" w:after="0"/>
+              <w:ind w:hanging="181" w:left="181"/>
+              <w:jc w:val="both"/>
+              <w:rPr>
+                <w:rFonts w:ascii="Arial" w:hAnsi="Arial" w:eastAsia="Times New Roman" w:cs="Arial"/>
+                <w:b/>
+                <w:kern w:val="0"/>
+                <w:sz w:val="18"/>
+                <w:szCs w:val="18"/>
+                <w:lang w:val="pt-PT" w:eastAsia="pt-BR"/>
+                <w14:ligatures w14:val="none"/>
+              </w:rPr>
+            </w:pPr>
+            <w:r>
+              <w:rPr>
+                <w:rFonts w:eastAsia="Times New Roman" w:cs="Arial" w:ascii="Arial" w:hAnsi="Arial"/>
+                <w:b/>
+                <w:kern w:val="0"/>
+                <w:sz w:val="18"/>
+                <w:szCs w:val="18"/>
+                <w:lang w:val="pt-PT" w:eastAsia="pt-BR"/>
+                <w14:ligatures w14:val="none"/>
+              </w:rPr>
             </w:r>
           </w:p>
         </w:tc>
@@ -2269,7 +2442,15 @@
               </w:rPr>
             </w:pPr>
             <w:r>
-              <w:rPr/>
+              <w:rPr>
+                <w:rFonts w:eastAsia="Times New Roman" w:cs="Arial" w:ascii="Arial" w:hAnsi="Arial"/>
+                <w:b/>
+                <w:kern w:val="0"/>
+                <w:sz w:val="18"/>
+                <w:szCs w:val="18"/>
+                <w:lang w:val="pt-PT" w:eastAsia="pt-BR"/>
+                <w14:ligatures w14:val="none"/>
+              </w:rPr>
             </w:r>
           </w:p>
         </w:tc>
@@ -2296,7 +2477,15 @@
               </w:rPr>
             </w:pPr>
             <w:r>
-              <w:rPr/>
+              <w:rPr>
+                <w:rFonts w:eastAsia="Times New Roman" w:cs="Arial" w:ascii="Arial" w:hAnsi="Arial"/>
+                <w:b/>
+                <w:kern w:val="0"/>
+                <w:sz w:val="18"/>
+                <w:szCs w:val="18"/>
+                <w:lang w:val="pt-PT" w:eastAsia="pt-BR"/>
+                <w14:ligatures w14:val="none"/>
+              </w:rPr>
             </w:r>
           </w:p>
         </w:tc>
@@ -2323,7 +2512,15 @@
               </w:rPr>
             </w:pPr>
             <w:r>
-              <w:rPr/>
+              <w:rPr>
+                <w:rFonts w:eastAsia="Times New Roman" w:cs="Arial" w:ascii="Arial" w:hAnsi="Arial"/>
+                <w:b/>
+                <w:kern w:val="0"/>
+                <w:sz w:val="18"/>
+                <w:szCs w:val="18"/>
+                <w:lang w:val="pt-PT" w:eastAsia="pt-BR"/>
+                <w14:ligatures w14:val="none"/>
+              </w:rPr>
             </w:r>
           </w:p>
         </w:tc>
@@ -2350,7 +2547,15 @@
               </w:rPr>
             </w:pPr>
             <w:r>
-              <w:rPr/>
+              <w:rPr>
+                <w:rFonts w:eastAsia="Times New Roman" w:cs="Arial" w:ascii="Arial" w:hAnsi="Arial"/>
+                <w:b/>
+                <w:kern w:val="0"/>
+                <w:sz w:val="18"/>
+                <w:szCs w:val="18"/>
+                <w:lang w:val="pt-PT" w:eastAsia="pt-BR"/>
+                <w14:ligatures w14:val="none"/>
+              </w:rPr>
             </w:r>
           </w:p>
         </w:tc>
@@ -2377,94 +2582,21 @@
               </w:rPr>
             </w:pPr>
             <w:r>
-              <w:rPr/>
+              <w:rPr>
+                <w:rFonts w:eastAsia="Times New Roman" w:cs="Arial" w:ascii="Arial" w:hAnsi="Arial"/>
+                <w:b/>
+                <w:kern w:val="0"/>
+                <w:sz w:val="18"/>
+                <w:szCs w:val="18"/>
+                <w:lang w:val="pt-PT" w:eastAsia="pt-BR"/>
+                <w14:ligatures w14:val="none"/>
+              </w:rPr>
             </w:r>
           </w:p>
         </w:tc>
         <w:tc>
           <w:tcPr>
-            <w:tcW w:w="444" w:type="dxa"/>
-            <w:tcBorders/>
-            <w:vAlign w:val="center"/>
-          </w:tcPr>
-          <w:p>
-            <w:pPr>
-              <w:pStyle w:val="Normal"/>
-              <w:spacing w:lineRule="auto" w:line="240" w:before="0" w:after="0"/>
-              <w:ind w:hanging="181" w:left="181"/>
-              <w:jc w:val="both"/>
-              <w:rPr>
-                <w:rFonts w:ascii="Arial" w:hAnsi="Arial" w:eastAsia="Times New Roman" w:cs="Arial"/>
-                <w:b/>
-                <w:kern w:val="0"/>
-                <w:sz w:val="18"/>
-                <w:szCs w:val="18"/>
-                <w:lang w:val="pt-PT" w:eastAsia="pt-BR"/>
-                <w14:ligatures w14:val="none"/>
-              </w:rPr>
-            </w:pPr>
-            <w:r>
-              <w:rPr/>
-            </w:r>
-          </w:p>
-        </w:tc>
-        <w:tc>
-          <w:tcPr>
-            <w:tcW w:w="443" w:type="dxa"/>
-            <w:tcBorders/>
-            <w:vAlign w:val="center"/>
-          </w:tcPr>
-          <w:p>
-            <w:pPr>
-              <w:pStyle w:val="Normal"/>
-              <w:spacing w:lineRule="auto" w:line="240" w:before="0" w:after="0"/>
-              <w:ind w:hanging="181" w:left="181"/>
-              <w:jc w:val="both"/>
-              <w:rPr>
-                <w:rFonts w:ascii="Arial" w:hAnsi="Arial" w:eastAsia="Times New Roman" w:cs="Arial"/>
-                <w:b/>
-                <w:kern w:val="0"/>
-                <w:sz w:val="18"/>
-                <w:szCs w:val="18"/>
-                <w:lang w:val="pt-PT" w:eastAsia="pt-BR"/>
-                <w14:ligatures w14:val="none"/>
-              </w:rPr>
-            </w:pPr>
-            <w:r>
-              <w:rPr/>
-            </w:r>
-          </w:p>
-        </w:tc>
-        <w:tc>
-          <w:tcPr>
-            <w:tcW w:w="442" w:type="dxa"/>
-            <w:tcBorders/>
-            <w:vAlign w:val="center"/>
-          </w:tcPr>
-          <w:p>
-            <w:pPr>
-              <w:pStyle w:val="Normal"/>
-              <w:spacing w:lineRule="auto" w:line="240" w:before="0" w:after="0"/>
-              <w:ind w:hanging="181" w:left="181"/>
-              <w:jc w:val="both"/>
-              <w:rPr>
-                <w:rFonts w:ascii="Arial" w:hAnsi="Arial" w:eastAsia="Times New Roman" w:cs="Arial"/>
-                <w:b/>
-                <w:kern w:val="0"/>
-                <w:sz w:val="18"/>
-                <w:szCs w:val="18"/>
-                <w:lang w:val="pt-PT" w:eastAsia="pt-BR"/>
-                <w14:ligatures w14:val="none"/>
-              </w:rPr>
-            </w:pPr>
-            <w:r>
-              <w:rPr/>
-            </w:r>
-          </w:p>
-        </w:tc>
-        <w:tc>
-          <w:tcPr>
-            <w:tcW w:w="444" w:type="dxa"/>
+            <w:tcW w:w="445" w:type="dxa"/>
             <w:tcBorders/>
             <w:vAlign w:val="center"/>
           </w:tcPr>
@@ -2483,7 +2615,7 @@
         </w:tc>
         <w:tc>
           <w:tcPr>
-            <w:tcW w:w="440" w:type="dxa"/>
+            <w:tcW w:w="437" w:type="dxa"/>
             <w:tcBorders/>
             <w:vAlign w:val="center"/>
           </w:tcPr>
